--- a/BÁO CÁO PYTHON.docx
+++ b/BÁO CÁO PYTHON.docx
@@ -45,6 +45,8 @@
     </w:p>
     <w:p/>
     <w:p/>
+    <w:p/>
+    <w:p/>
     <w:p>
       <w:pPr>
         <w:pStyle w:val="Subtitle"/>
@@ -61,7 +63,7 @@
           <w:noProof/>
         </w:rPr>
         <w:drawing>
-          <wp:inline distT="0" distB="0" distL="0" distR="0" wp14:anchorId="4F3212BF" wp14:editId="021E6E12">
+          <wp:inline distT="0" distB="0" distL="0" distR="0" wp14:anchorId="4F3212BF" wp14:editId="2D246219">
             <wp:extent cx="2095500" cy="1790335"/>
             <wp:effectExtent l="0" t="0" r="0" b="635"/>
             <wp:docPr id="86943235" name="Picture 9" descr="Vector Logo] Trường Đại Học Hạ Long - UHL - Download Định ..."/>
@@ -126,6 +128,13 @@
     </w:p>
     <w:p>
       <w:pPr>
+        <w:rPr>
+          <w:lang w:val="en"/>
+        </w:rPr>
+      </w:pPr>
+    </w:p>
+    <w:p>
+      <w:pPr>
         <w:pStyle w:val="Subtitle"/>
         <w:jc w:val="center"/>
         <w:rPr>
@@ -168,73 +177,7 @@
           <w:sz w:val="46"/>
           <w:szCs w:val="46"/>
         </w:rPr>
-        <w:t>XÂY DỰNG HỆ THỐNG QUẢN LÍ HỒ SƠ BỆNH NHÂN</w:t>
-      </w:r>
-    </w:p>
-    <w:p/>
-    <w:p/>
-    <w:p>
-      <w:pPr>
-        <w:jc w:val="center"/>
-        <w:rPr>
-          <w:sz w:val="32"/>
-          <w:szCs w:val="32"/>
-        </w:rPr>
-      </w:pPr>
-      <w:r>
-        <w:rPr>
-          <w:sz w:val="32"/>
-          <w:szCs w:val="32"/>
-        </w:rPr>
-        <w:t>MÔN HỌC: LẬP TRÌNH PYTHON</w:t>
-      </w:r>
-    </w:p>
-    <w:p>
-      <w:pPr>
-        <w:jc w:val="center"/>
-        <w:rPr>
-          <w:sz w:val="32"/>
-          <w:szCs w:val="32"/>
-        </w:rPr>
-      </w:pPr>
-      <w:r>
-        <w:rPr>
-          <w:sz w:val="32"/>
-          <w:szCs w:val="32"/>
-        </w:rPr>
-        <w:t>GVGD: VŨ DUY SƠN</w:t>
-      </w:r>
-    </w:p>
-    <w:p>
-      <w:pPr>
-        <w:jc w:val="center"/>
-        <w:rPr>
-          <w:sz w:val="32"/>
-          <w:szCs w:val="32"/>
-        </w:rPr>
-      </w:pPr>
-      <w:r>
-        <w:rPr>
-          <w:sz w:val="32"/>
-          <w:szCs w:val="32"/>
-        </w:rPr>
-        <w:t>Lớp: KHMT K10</w:t>
-      </w:r>
-    </w:p>
-    <w:p>
-      <w:pPr>
-        <w:jc w:val="center"/>
-        <w:rPr>
-          <w:sz w:val="32"/>
-          <w:szCs w:val="32"/>
-        </w:rPr>
-      </w:pPr>
-      <w:r>
-        <w:rPr>
-          <w:sz w:val="32"/>
-          <w:szCs w:val="32"/>
-        </w:rPr>
-        <w:t xml:space="preserve">Học kỳ: II năm học 2025 – 2026 </w:t>
+        <w:t>HỌC PHẦN LẬP TRÌNH PYTHON</w:t>
       </w:r>
     </w:p>
     <w:p/>
@@ -242,14 +185,119 @@
     <w:p/>
     <w:p/>
     <w:p>
-      <w:r>
+      <w:pPr>
+        <w:rPr>
+          <w:b/>
+          <w:bCs/>
+          <w:sz w:val="32"/>
+          <w:szCs w:val="32"/>
+        </w:rPr>
+      </w:pPr>
+      <w:r>
+        <w:rPr>
+          <w:b/>
+          <w:bCs/>
+          <w:sz w:val="32"/>
+          <w:szCs w:val="32"/>
+        </w:rPr>
+        <w:t>Đề tài: X</w:t>
+      </w:r>
+      <w:r>
+        <w:rPr>
+          <w:b/>
+          <w:bCs/>
+          <w:sz w:val="32"/>
+          <w:szCs w:val="32"/>
+        </w:rPr>
+        <w:t>ây dựng hệ thống quản lí hồ sơ bệnh nhân</w:t>
+      </w:r>
+    </w:p>
+    <w:p>
+      <w:pPr>
+        <w:rPr>
+          <w:b/>
+          <w:bCs/>
+          <w:sz w:val="32"/>
+          <w:szCs w:val="32"/>
+        </w:rPr>
+      </w:pPr>
+      <w:r>
+        <w:rPr>
+          <w:b/>
+          <w:bCs/>
+          <w:sz w:val="32"/>
+          <w:szCs w:val="32"/>
+        </w:rPr>
+        <w:t>Lớp: KHMTK10</w:t>
+      </w:r>
+    </w:p>
+    <w:p>
+      <w:pPr>
+        <w:rPr>
+          <w:b/>
+          <w:bCs/>
+          <w:sz w:val="32"/>
+          <w:szCs w:val="32"/>
+        </w:rPr>
+      </w:pPr>
+      <w:r>
+        <w:rPr>
+          <w:b/>
+          <w:bCs/>
+          <w:sz w:val="32"/>
+          <w:szCs w:val="32"/>
+        </w:rPr>
+        <w:t>Học kì II – Năm học 2025 – 2026</w:t>
+      </w:r>
+    </w:p>
+    <w:p>
+      <w:pPr>
+        <w:rPr>
+          <w:b/>
+          <w:bCs/>
+          <w:sz w:val="32"/>
+          <w:szCs w:val="32"/>
+        </w:rPr>
+      </w:pPr>
+      <w:r>
+        <w:rPr>
+          <w:b/>
+          <w:bCs/>
+          <w:sz w:val="32"/>
+          <w:szCs w:val="32"/>
+        </w:rPr>
+        <w:t>GVHD: Vũ Duy Sơn</w:t>
+      </w:r>
+    </w:p>
+    <w:p/>
+    <w:p/>
+    <w:p/>
+    <w:p>
+      <w:pPr>
+        <w:rPr>
+          <w:sz w:val="26"/>
+          <w:szCs w:val="26"/>
+        </w:rPr>
+      </w:pPr>
+      <w:r>
+        <w:rPr>
+          <w:sz w:val="26"/>
+          <w:szCs w:val="26"/>
+        </w:rPr>
         <w:t>Danh sách nhóm (số lượng: 04):</w:t>
       </w:r>
     </w:p>
-    <w:p/>
+    <w:p>
+      <w:pPr>
+        <w:rPr>
+          <w:sz w:val="26"/>
+          <w:szCs w:val="26"/>
+        </w:rPr>
+      </w:pPr>
+    </w:p>
     <w:tbl>
       <w:tblPr>
-        <w:tblW w:w="6053" w:type="dxa"/>
+        <w:tblW w:w="7927" w:type="dxa"/>
         <w:jc w:val="center"/>
         <w:tblBorders>
           <w:top w:val="single" w:sz="4" w:space="0" w:color="000000"/>
@@ -266,6 +314,7 @@
         <w:gridCol w:w="815"/>
         <w:gridCol w:w="3364"/>
         <w:gridCol w:w="1874"/>
+        <w:gridCol w:w="1874"/>
       </w:tblGrid>
       <w:tr>
         <w:trPr>
@@ -275,14 +324,26 @@
         <w:tc>
           <w:tcPr>
             <w:tcW w:w="815" w:type="dxa"/>
-            <w:shd w:val="clear" w:color="auto" w:fill="E7E6E6"/>
+            <w:vMerge w:val="restart"/>
             <w:vAlign w:val="center"/>
           </w:tcPr>
           <w:p>
             <w:pPr>
               <w:jc w:val="center"/>
-            </w:pPr>
-            <w:r>
+              <w:rPr>
+                <w:b/>
+                <w:bCs/>
+                <w:sz w:val="26"/>
+                <w:szCs w:val="26"/>
+              </w:rPr>
+            </w:pPr>
+            <w:r>
+              <w:rPr>
+                <w:b/>
+                <w:bCs/>
+                <w:sz w:val="26"/>
+                <w:szCs w:val="26"/>
+              </w:rPr>
               <w:t>STT</w:t>
             </w:r>
           </w:p>
@@ -290,30 +351,148 @@
         <w:tc>
           <w:tcPr>
             <w:tcW w:w="3364" w:type="dxa"/>
-            <w:shd w:val="clear" w:color="auto" w:fill="E7E6E6"/>
+            <w:vMerge w:val="restart"/>
             <w:vAlign w:val="center"/>
           </w:tcPr>
           <w:p>
             <w:pPr>
               <w:jc w:val="center"/>
-            </w:pPr>
-            <w:r>
+              <w:rPr>
+                <w:b/>
+                <w:bCs/>
+                <w:sz w:val="26"/>
+                <w:szCs w:val="26"/>
+              </w:rPr>
+            </w:pPr>
+            <w:r>
+              <w:rPr>
+                <w:b/>
+                <w:bCs/>
+                <w:sz w:val="26"/>
+                <w:szCs w:val="26"/>
+              </w:rPr>
               <w:t>Họ và tên</w:t>
             </w:r>
           </w:p>
         </w:tc>
         <w:tc>
           <w:tcPr>
+            <w:tcW w:w="3748" w:type="dxa"/>
+            <w:gridSpan w:val="2"/>
+            <w:vAlign w:val="center"/>
+          </w:tcPr>
+          <w:p>
+            <w:pPr>
+              <w:jc w:val="center"/>
+              <w:rPr>
+                <w:b/>
+                <w:bCs/>
+                <w:sz w:val="26"/>
+                <w:szCs w:val="26"/>
+              </w:rPr>
+            </w:pPr>
+            <w:r>
+              <w:rPr>
+                <w:b/>
+                <w:bCs/>
+                <w:sz w:val="26"/>
+                <w:szCs w:val="26"/>
+              </w:rPr>
+              <w:t>Điểm</w:t>
+            </w:r>
+          </w:p>
+        </w:tc>
+      </w:tr>
+      <w:tr>
+        <w:trPr>
+          <w:trHeight w:val="381"/>
+          <w:jc w:val="center"/>
+        </w:trPr>
+        <w:tc>
+          <w:tcPr>
+            <w:tcW w:w="815" w:type="dxa"/>
+            <w:vMerge/>
+            <w:vAlign w:val="center"/>
+          </w:tcPr>
+          <w:p>
+            <w:pPr>
+              <w:jc w:val="center"/>
+              <w:rPr>
+                <w:b/>
+                <w:bCs/>
+                <w:sz w:val="26"/>
+                <w:szCs w:val="26"/>
+              </w:rPr>
+            </w:pPr>
+          </w:p>
+        </w:tc>
+        <w:tc>
+          <w:tcPr>
+            <w:tcW w:w="3364" w:type="dxa"/>
+            <w:vMerge/>
+            <w:vAlign w:val="center"/>
+          </w:tcPr>
+          <w:p>
+            <w:pPr>
+              <w:jc w:val="center"/>
+              <w:rPr>
+                <w:b/>
+                <w:bCs/>
+                <w:sz w:val="26"/>
+                <w:szCs w:val="26"/>
+              </w:rPr>
+            </w:pPr>
+          </w:p>
+        </w:tc>
+        <w:tc>
+          <w:tcPr>
             <w:tcW w:w="1874" w:type="dxa"/>
-            <w:shd w:val="clear" w:color="auto" w:fill="E7E6E6"/>
             <w:vAlign w:val="center"/>
           </w:tcPr>
           <w:p>
             <w:pPr>
               <w:jc w:val="center"/>
-            </w:pPr>
-            <w:r>
-              <w:t>Nhiệm vụ</w:t>
+              <w:rPr>
+                <w:b/>
+                <w:bCs/>
+                <w:sz w:val="26"/>
+                <w:szCs w:val="26"/>
+              </w:rPr>
+            </w:pPr>
+            <w:r>
+              <w:rPr>
+                <w:b/>
+                <w:bCs/>
+                <w:sz w:val="26"/>
+                <w:szCs w:val="26"/>
+              </w:rPr>
+              <w:t>Bằng số</w:t>
+            </w:r>
+          </w:p>
+        </w:tc>
+        <w:tc>
+          <w:tcPr>
+            <w:tcW w:w="1874" w:type="dxa"/>
+            <w:vAlign w:val="center"/>
+          </w:tcPr>
+          <w:p>
+            <w:pPr>
+              <w:jc w:val="center"/>
+              <w:rPr>
+                <w:b/>
+                <w:bCs/>
+                <w:sz w:val="26"/>
+                <w:szCs w:val="26"/>
+              </w:rPr>
+            </w:pPr>
+            <w:r>
+              <w:rPr>
+                <w:b/>
+                <w:bCs/>
+                <w:sz w:val="26"/>
+                <w:szCs w:val="26"/>
+              </w:rPr>
+              <w:t>Bảng chữ</w:t>
             </w:r>
           </w:p>
         </w:tc>
@@ -331,8 +510,16 @@
           <w:p>
             <w:pPr>
               <w:jc w:val="center"/>
-            </w:pPr>
-            <w:r>
+              <w:rPr>
+                <w:sz w:val="26"/>
+                <w:szCs w:val="26"/>
+              </w:rPr>
+            </w:pPr>
+            <w:r>
+              <w:rPr>
+                <w:sz w:val="26"/>
+                <w:szCs w:val="26"/>
+              </w:rPr>
               <w:t>1</w:t>
             </w:r>
           </w:p>
@@ -345,9 +532,24 @@
           <w:p>
             <w:pPr>
               <w:jc w:val="center"/>
-            </w:pPr>
-            <w:r>
+              <w:rPr>
+                <w:sz w:val="26"/>
+                <w:szCs w:val="26"/>
+              </w:rPr>
+            </w:pPr>
+            <w:r>
+              <w:rPr>
+                <w:sz w:val="26"/>
+                <w:szCs w:val="26"/>
+              </w:rPr>
               <w:t>Đào Đức Phúc</w:t>
+            </w:r>
+            <w:r>
+              <w:rPr>
+                <w:sz w:val="26"/>
+                <w:szCs w:val="26"/>
+              </w:rPr>
+              <w:t xml:space="preserve"> *(TN)</w:t>
             </w:r>
           </w:p>
         </w:tc>
@@ -359,10 +561,25 @@
           <w:p>
             <w:pPr>
               <w:jc w:val="center"/>
-            </w:pPr>
-            <w:r>
-              <w:t>Trưởng nhóm</w:t>
-            </w:r>
+              <w:rPr>
+                <w:sz w:val="26"/>
+                <w:szCs w:val="26"/>
+              </w:rPr>
+            </w:pPr>
+          </w:p>
+        </w:tc>
+        <w:tc>
+          <w:tcPr>
+            <w:tcW w:w="1874" w:type="dxa"/>
+          </w:tcPr>
+          <w:p>
+            <w:pPr>
+              <w:jc w:val="center"/>
+              <w:rPr>
+                <w:sz w:val="26"/>
+                <w:szCs w:val="26"/>
+              </w:rPr>
+            </w:pPr>
           </w:p>
         </w:tc>
       </w:tr>
@@ -379,8 +596,16 @@
           <w:p>
             <w:pPr>
               <w:jc w:val="center"/>
-            </w:pPr>
-            <w:r>
+              <w:rPr>
+                <w:sz w:val="26"/>
+                <w:szCs w:val="26"/>
+              </w:rPr>
+            </w:pPr>
+            <w:r>
+              <w:rPr>
+                <w:sz w:val="26"/>
+                <w:szCs w:val="26"/>
+              </w:rPr>
               <w:t>2</w:t>
             </w:r>
           </w:p>
@@ -393,8 +618,16 @@
           <w:p>
             <w:pPr>
               <w:jc w:val="center"/>
-            </w:pPr>
-            <w:r>
+              <w:rPr>
+                <w:sz w:val="26"/>
+                <w:szCs w:val="26"/>
+              </w:rPr>
+            </w:pPr>
+            <w:r>
+              <w:rPr>
+                <w:sz w:val="26"/>
+                <w:szCs w:val="26"/>
+              </w:rPr>
               <w:t>Trần Khánh Nam</w:t>
             </w:r>
           </w:p>
@@ -407,10 +640,25 @@
           <w:p>
             <w:pPr>
               <w:jc w:val="center"/>
-            </w:pPr>
-            <w:r>
-              <w:t>Thành viên</w:t>
-            </w:r>
+              <w:rPr>
+                <w:sz w:val="26"/>
+                <w:szCs w:val="26"/>
+              </w:rPr>
+            </w:pPr>
+          </w:p>
+        </w:tc>
+        <w:tc>
+          <w:tcPr>
+            <w:tcW w:w="1874" w:type="dxa"/>
+          </w:tcPr>
+          <w:p>
+            <w:pPr>
+              <w:jc w:val="center"/>
+              <w:rPr>
+                <w:sz w:val="26"/>
+                <w:szCs w:val="26"/>
+              </w:rPr>
+            </w:pPr>
           </w:p>
         </w:tc>
       </w:tr>
@@ -427,8 +675,16 @@
           <w:p>
             <w:pPr>
               <w:jc w:val="center"/>
-            </w:pPr>
-            <w:r>
+              <w:rPr>
+                <w:sz w:val="26"/>
+                <w:szCs w:val="26"/>
+              </w:rPr>
+            </w:pPr>
+            <w:r>
+              <w:rPr>
+                <w:sz w:val="26"/>
+                <w:szCs w:val="26"/>
+              </w:rPr>
               <w:t>3</w:t>
             </w:r>
           </w:p>
@@ -441,8 +697,16 @@
           <w:p>
             <w:pPr>
               <w:jc w:val="center"/>
-            </w:pPr>
-            <w:r>
+              <w:rPr>
+                <w:sz w:val="26"/>
+                <w:szCs w:val="26"/>
+              </w:rPr>
+            </w:pPr>
+            <w:r>
+              <w:rPr>
+                <w:sz w:val="26"/>
+                <w:szCs w:val="26"/>
+              </w:rPr>
               <w:t>Vũ Hoàng Tuấn</w:t>
             </w:r>
           </w:p>
@@ -455,10 +719,25 @@
           <w:p>
             <w:pPr>
               <w:jc w:val="center"/>
-            </w:pPr>
-            <w:r>
-              <w:t>Thành viên</w:t>
-            </w:r>
+              <w:rPr>
+                <w:sz w:val="26"/>
+                <w:szCs w:val="26"/>
+              </w:rPr>
+            </w:pPr>
+          </w:p>
+        </w:tc>
+        <w:tc>
+          <w:tcPr>
+            <w:tcW w:w="1874" w:type="dxa"/>
+          </w:tcPr>
+          <w:p>
+            <w:pPr>
+              <w:jc w:val="center"/>
+              <w:rPr>
+                <w:sz w:val="26"/>
+                <w:szCs w:val="26"/>
+              </w:rPr>
+            </w:pPr>
           </w:p>
         </w:tc>
       </w:tr>
@@ -475,8 +754,16 @@
           <w:p>
             <w:pPr>
               <w:jc w:val="center"/>
-            </w:pPr>
-            <w:r>
+              <w:rPr>
+                <w:sz w:val="26"/>
+                <w:szCs w:val="26"/>
+              </w:rPr>
+            </w:pPr>
+            <w:r>
+              <w:rPr>
+                <w:sz w:val="26"/>
+                <w:szCs w:val="26"/>
+              </w:rPr>
               <w:t>4</w:t>
             </w:r>
           </w:p>
@@ -489,8 +776,16 @@
           <w:p>
             <w:pPr>
               <w:jc w:val="center"/>
-            </w:pPr>
-            <w:r>
+              <w:rPr>
+                <w:sz w:val="26"/>
+                <w:szCs w:val="26"/>
+              </w:rPr>
+            </w:pPr>
+            <w:r>
+              <w:rPr>
+                <w:sz w:val="26"/>
+                <w:szCs w:val="26"/>
+              </w:rPr>
               <w:t>Nguyễn Hải Nam</w:t>
             </w:r>
           </w:p>
@@ -503,10 +798,25 @@
           <w:p>
             <w:pPr>
               <w:jc w:val="center"/>
-            </w:pPr>
-            <w:r>
-              <w:t>Thành viên</w:t>
-            </w:r>
+              <w:rPr>
+                <w:sz w:val="26"/>
+                <w:szCs w:val="26"/>
+              </w:rPr>
+            </w:pPr>
+          </w:p>
+        </w:tc>
+        <w:tc>
+          <w:tcPr>
+            <w:tcW w:w="1874" w:type="dxa"/>
+          </w:tcPr>
+          <w:p>
+            <w:pPr>
+              <w:jc w:val="center"/>
+              <w:rPr>
+                <w:sz w:val="26"/>
+                <w:szCs w:val="26"/>
+              </w:rPr>
+            </w:pPr>
           </w:p>
         </w:tc>
       </w:tr>
@@ -576,7 +886,6 @@
         <w:jc w:val="both"/>
       </w:pPr>
       <w:r>
-        <w:lastRenderedPageBreak/>
         <w:t>Bài tập lớn trình bày quá trình xây dựng phần mềm quản lý hồ sơ bệnh nhân bằng Python, xuất phát từ thực tế các cơ sở y tế vừa và nhỏ gặp khó khăn trong lưu trữ và tra cứu thông tin. Giải pháp hướng đến một ứng dụng đơn giản, không cần Internet, chạy được trên máy tính thông thường.</w:t>
       </w:r>
     </w:p>
@@ -664,7 +973,7 @@
     </w:p>
     <w:tbl>
       <w:tblPr>
-        <w:tblW w:w="8400" w:type="dxa"/>
+        <w:tblW w:w="5085" w:type="pct"/>
         <w:jc w:val="center"/>
         <w:tblBorders>
           <w:top w:val="single" w:sz="4" w:space="0" w:color="000000"/>
@@ -678,10 +987,11 @@
         <w:tblLook w:val="0400" w:firstRow="0" w:lastRow="0" w:firstColumn="0" w:lastColumn="0" w:noHBand="0" w:noVBand="1"/>
       </w:tblPr>
       <w:tblGrid>
-        <w:gridCol w:w="855"/>
-        <w:gridCol w:w="3255"/>
-        <w:gridCol w:w="2445"/>
-        <w:gridCol w:w="1845"/>
+        <w:gridCol w:w="979"/>
+        <w:gridCol w:w="2090"/>
+        <w:gridCol w:w="1951"/>
+        <w:gridCol w:w="1638"/>
+        <w:gridCol w:w="2268"/>
       </w:tblGrid>
       <w:tr>
         <w:trPr>
@@ -690,7 +1000,7 @@
         </w:trPr>
         <w:tc>
           <w:tcPr>
-            <w:tcW w:w="855" w:type="dxa"/>
+            <w:tcW w:w="979" w:type="dxa"/>
             <w:vAlign w:val="center"/>
           </w:tcPr>
           <w:p>
@@ -712,7 +1022,7 @@
         </w:tc>
         <w:tc>
           <w:tcPr>
-            <w:tcW w:w="3255" w:type="dxa"/>
+            <w:tcW w:w="2090" w:type="dxa"/>
             <w:vAlign w:val="center"/>
           </w:tcPr>
           <w:p>
@@ -728,13 +1038,13 @@
                 <w:b/>
                 <w:bCs/>
               </w:rPr>
-              <w:t>Họ và tên</w:t>
-            </w:r>
-          </w:p>
-        </w:tc>
-        <w:tc>
-          <w:tcPr>
-            <w:tcW w:w="2445" w:type="dxa"/>
+              <w:t>Mã SV</w:t>
+            </w:r>
+          </w:p>
+        </w:tc>
+        <w:tc>
+          <w:tcPr>
+            <w:tcW w:w="1951" w:type="dxa"/>
             <w:vAlign w:val="center"/>
           </w:tcPr>
           <w:p>
@@ -750,13 +1060,35 @@
                 <w:b/>
                 <w:bCs/>
               </w:rPr>
+              <w:t>Họ và tên</w:t>
+            </w:r>
+          </w:p>
+        </w:tc>
+        <w:tc>
+          <w:tcPr>
+            <w:tcW w:w="1638" w:type="dxa"/>
+            <w:vAlign w:val="center"/>
+          </w:tcPr>
+          <w:p>
+            <w:pPr>
+              <w:jc w:val="center"/>
+              <w:rPr>
+                <w:b/>
+                <w:bCs/>
+              </w:rPr>
+            </w:pPr>
+            <w:r>
+              <w:rPr>
+                <w:b/>
+                <w:bCs/>
+              </w:rPr>
               <w:t>Nhiệm vụ</w:t>
             </w:r>
           </w:p>
         </w:tc>
         <w:tc>
           <w:tcPr>
-            <w:tcW w:w="1845" w:type="dxa"/>
+            <w:tcW w:w="2268" w:type="dxa"/>
             <w:vAlign w:val="center"/>
           </w:tcPr>
           <w:p>
@@ -784,7 +1116,7 @@
         </w:trPr>
         <w:tc>
           <w:tcPr>
-            <w:tcW w:w="855" w:type="dxa"/>
+            <w:tcW w:w="979" w:type="dxa"/>
             <w:vAlign w:val="center"/>
           </w:tcPr>
           <w:p>
@@ -798,13 +1130,24 @@
         </w:tc>
         <w:tc>
           <w:tcPr>
-            <w:tcW w:w="3255" w:type="dxa"/>
+            <w:tcW w:w="2090" w:type="dxa"/>
             <w:vAlign w:val="center"/>
           </w:tcPr>
           <w:p>
             <w:pPr>
               <w:jc w:val="center"/>
             </w:pPr>
+          </w:p>
+        </w:tc>
+        <w:tc>
+          <w:tcPr>
+            <w:tcW w:w="1951" w:type="dxa"/>
+            <w:vAlign w:val="center"/>
+          </w:tcPr>
+          <w:p>
+            <w:pPr>
+              <w:jc w:val="center"/>
+            </w:pPr>
             <w:r>
               <w:t>Đào Đức Phúc</w:t>
             </w:r>
@@ -812,7 +1155,7 @@
         </w:tc>
         <w:tc>
           <w:tcPr>
-            <w:tcW w:w="2445" w:type="dxa"/>
+            <w:tcW w:w="1638" w:type="dxa"/>
             <w:vAlign w:val="center"/>
           </w:tcPr>
           <w:p>
@@ -826,7 +1169,7 @@
         </w:tc>
         <w:tc>
           <w:tcPr>
-            <w:tcW w:w="1845" w:type="dxa"/>
+            <w:tcW w:w="2268" w:type="dxa"/>
             <w:vAlign w:val="center"/>
           </w:tcPr>
           <w:p>
@@ -843,7 +1186,7 @@
         </w:trPr>
         <w:tc>
           <w:tcPr>
-            <w:tcW w:w="855" w:type="dxa"/>
+            <w:tcW w:w="979" w:type="dxa"/>
             <w:vAlign w:val="center"/>
           </w:tcPr>
           <w:p>
@@ -857,13 +1200,24 @@
         </w:tc>
         <w:tc>
           <w:tcPr>
-            <w:tcW w:w="3255" w:type="dxa"/>
+            <w:tcW w:w="2090" w:type="dxa"/>
             <w:vAlign w:val="center"/>
           </w:tcPr>
           <w:p>
             <w:pPr>
               <w:jc w:val="center"/>
             </w:pPr>
+          </w:p>
+        </w:tc>
+        <w:tc>
+          <w:tcPr>
+            <w:tcW w:w="1951" w:type="dxa"/>
+            <w:vAlign w:val="center"/>
+          </w:tcPr>
+          <w:p>
+            <w:pPr>
+              <w:jc w:val="center"/>
+            </w:pPr>
             <w:r>
               <w:t>Trần Khánh Nam</w:t>
             </w:r>
@@ -871,7 +1225,7 @@
         </w:tc>
         <w:tc>
           <w:tcPr>
-            <w:tcW w:w="2445" w:type="dxa"/>
+            <w:tcW w:w="1638" w:type="dxa"/>
             <w:vAlign w:val="center"/>
           </w:tcPr>
           <w:p>
@@ -885,7 +1239,7 @@
         </w:tc>
         <w:tc>
           <w:tcPr>
-            <w:tcW w:w="1845" w:type="dxa"/>
+            <w:tcW w:w="2268" w:type="dxa"/>
             <w:vAlign w:val="center"/>
           </w:tcPr>
           <w:p>
@@ -902,7 +1256,7 @@
         </w:trPr>
         <w:tc>
           <w:tcPr>
-            <w:tcW w:w="855" w:type="dxa"/>
+            <w:tcW w:w="979" w:type="dxa"/>
             <w:vAlign w:val="center"/>
           </w:tcPr>
           <w:p>
@@ -916,13 +1270,24 @@
         </w:tc>
         <w:tc>
           <w:tcPr>
-            <w:tcW w:w="3255" w:type="dxa"/>
+            <w:tcW w:w="2090" w:type="dxa"/>
             <w:vAlign w:val="center"/>
           </w:tcPr>
           <w:p>
             <w:pPr>
               <w:jc w:val="center"/>
             </w:pPr>
+          </w:p>
+        </w:tc>
+        <w:tc>
+          <w:tcPr>
+            <w:tcW w:w="1951" w:type="dxa"/>
+            <w:vAlign w:val="center"/>
+          </w:tcPr>
+          <w:p>
+            <w:pPr>
+              <w:jc w:val="center"/>
+            </w:pPr>
             <w:r>
               <w:t>Vũ Hoàng Tuấn</w:t>
             </w:r>
@@ -930,7 +1295,7 @@
         </w:tc>
         <w:tc>
           <w:tcPr>
-            <w:tcW w:w="2445" w:type="dxa"/>
+            <w:tcW w:w="1638" w:type="dxa"/>
             <w:vAlign w:val="center"/>
           </w:tcPr>
           <w:p>
@@ -944,7 +1309,7 @@
         </w:tc>
         <w:tc>
           <w:tcPr>
-            <w:tcW w:w="1845" w:type="dxa"/>
+            <w:tcW w:w="2268" w:type="dxa"/>
             <w:vAlign w:val="center"/>
           </w:tcPr>
           <w:p>
@@ -961,7 +1326,7 @@
         </w:trPr>
         <w:tc>
           <w:tcPr>
-            <w:tcW w:w="855" w:type="dxa"/>
+            <w:tcW w:w="979" w:type="dxa"/>
             <w:vAlign w:val="center"/>
           </w:tcPr>
           <w:p>
@@ -975,13 +1340,24 @@
         </w:tc>
         <w:tc>
           <w:tcPr>
-            <w:tcW w:w="3255" w:type="dxa"/>
+            <w:tcW w:w="2090" w:type="dxa"/>
             <w:vAlign w:val="center"/>
           </w:tcPr>
           <w:p>
             <w:pPr>
               <w:jc w:val="center"/>
             </w:pPr>
+          </w:p>
+        </w:tc>
+        <w:tc>
+          <w:tcPr>
+            <w:tcW w:w="1951" w:type="dxa"/>
+            <w:vAlign w:val="center"/>
+          </w:tcPr>
+          <w:p>
+            <w:pPr>
+              <w:jc w:val="center"/>
+            </w:pPr>
             <w:r>
               <w:t>Nguyễn Hải Nam</w:t>
             </w:r>
@@ -989,7 +1365,7 @@
         </w:tc>
         <w:tc>
           <w:tcPr>
-            <w:tcW w:w="2445" w:type="dxa"/>
+            <w:tcW w:w="1638" w:type="dxa"/>
             <w:vAlign w:val="center"/>
           </w:tcPr>
           <w:p>
@@ -1003,7 +1379,7 @@
         </w:tc>
         <w:tc>
           <w:tcPr>
-            <w:tcW w:w="1845" w:type="dxa"/>
+            <w:tcW w:w="2268" w:type="dxa"/>
             <w:vAlign w:val="center"/>
           </w:tcPr>
           <w:p>
@@ -1017,11 +1393,7 @@
     <w:p>
       <w:pPr>
         <w:spacing w:before="80" w:after="80" w:line="360" w:lineRule="auto"/>
-        <w:ind w:firstLine="720"/>
-      </w:pPr>
-      <w:r>
-        <w:br w:type="page"/>
-      </w:r>
+      </w:pPr>
     </w:p>
     <w:p>
       <w:pPr>
@@ -1039,7 +1411,6 @@
           <w:sz w:val="32"/>
           <w:szCs w:val="32"/>
         </w:rPr>
-        <w:lastRenderedPageBreak/>
         <w:t>MỤC LỤC</w:t>
       </w:r>
     </w:p>
@@ -1083,21 +1454,7 @@
             <w:rStyle w:val="Hyperlink"/>
             <w:noProof/>
           </w:rPr>
-          <w:t>CHƯƠNG 1. GIỚI T</w:t>
-        </w:r>
-        <w:r>
-          <w:rPr>
-            <w:rStyle w:val="Hyperlink"/>
-            <w:noProof/>
-          </w:rPr>
-          <w:t>H</w:t>
-        </w:r>
-        <w:r>
-          <w:rPr>
-            <w:rStyle w:val="Hyperlink"/>
-            <w:noProof/>
-          </w:rPr>
-          <w:t>IỆU</w:t>
+          <w:t>CHƯƠNG 1. GIỚI THIỆU</w:t>
         </w:r>
         <w:r>
           <w:rPr>
@@ -3712,21 +4069,7 @@
             <w:rStyle w:val="Hyperlink"/>
             <w:noProof/>
           </w:rPr>
-          <w:t>Hình 5.2 Giao diện Tab Thống kê và Bá</w:t>
-        </w:r>
-        <w:r>
-          <w:rPr>
-            <w:rStyle w:val="Hyperlink"/>
-            <w:noProof/>
-          </w:rPr>
-          <w:t>o</w:t>
-        </w:r>
-        <w:r>
-          <w:rPr>
-            <w:rStyle w:val="Hyperlink"/>
-            <w:noProof/>
-          </w:rPr>
-          <w:t xml:space="preserve"> cáo</w:t>
+          <w:t>Hình 5.2 Giao diện Tab Thống kê và Báo cáo</w:t>
         </w:r>
         <w:r>
           <w:rPr>
@@ -3798,21 +4141,7 @@
             <w:rStyle w:val="Hyperlink"/>
             <w:noProof/>
           </w:rPr>
-          <w:t>Hình 5.3 Giao diện Tab Lịch tái kh</w:t>
-        </w:r>
-        <w:r>
-          <w:rPr>
-            <w:rStyle w:val="Hyperlink"/>
-            <w:noProof/>
-          </w:rPr>
-          <w:t>á</w:t>
-        </w:r>
-        <w:r>
-          <w:rPr>
-            <w:rStyle w:val="Hyperlink"/>
-            <w:noProof/>
-          </w:rPr>
-          <w:t>m</w:t>
+          <w:t>Hình 5.3 Giao diện Tab Lịch tái khám</w:t>
         </w:r>
         <w:r>
           <w:rPr>
@@ -21323,7 +21652,14 @@
       <w:type w:val="continuous"/>
       <w:pgSz w:w="11906" w:h="16838"/>
       <w:pgMar w:top="1134" w:right="1134" w:bottom="1134" w:left="1985" w:header="709" w:footer="709" w:gutter="0"/>
+      <w:pgBorders w:display="firstPage" w:offsetFrom="page">
+        <w:top w:val="thinThickSmallGap" w:sz="18" w:space="24" w:color="auto"/>
+        <w:left w:val="thinThickSmallGap" w:sz="18" w:space="31" w:color="auto"/>
+        <w:bottom w:val="thickThinSmallGap" w:sz="18" w:space="24" w:color="auto"/>
+        <w:right w:val="thickThinSmallGap" w:sz="18" w:space="24" w:color="auto"/>
+      </w:pgBorders>
       <w:cols w:space="720"/>
+      <w:titlePg/>
       <w:docGrid w:linePitch="360"/>
     </w:sectPr>
   </w:body>
@@ -22522,6 +22858,7 @@
   <w:style w:type="character" w:default="1" w:styleId="DefaultParagraphFont">
     <w:name w:val="Default Paragraph Font"/>
     <w:uiPriority w:val="1"/>
+    <w:semiHidden/>
     <w:unhideWhenUsed/>
   </w:style>
   <w:style w:type="table" w:default="1" w:styleId="TableNormal">
